--- a/backend-exhibits/ShareFile to Google MyDrive Standard Plan - Standard Included.docx
+++ b/backend-exhibits/ShareFile to Google MyDrive Standard Plan - Standard Included.docx
@@ -49,7 +49,7 @@
             </w:pPr>
             <w:r>
               <w:rPr>
-                <w:rFonts w:ascii="Arial" w:eastAsia="Arial" w:hAnsi="Arial" w:cs="Arial"/>
+                <w:rFonts w:ascii="Arial" w:hAnsi="Arial" w:cs="Arial" w:eastAsia="Arial"/>
                 <w:b/>
                 <w:sz w:val="21"/>
               </w:rPr>
@@ -79,9 +79,9 @@
             </w:pPr>
             <w:r>
               <w:rPr>
-                <w:rFonts w:ascii="Arial" w:eastAsia="Arial" w:hAnsi="Arial" w:cs="Arial"/>
+                <w:rFonts w:ascii="Arial" w:hAnsi="Arial" w:cs="Arial" w:eastAsia="Arial"/>
                 <w:b/>
-                <w:sz w:val="19"/>
+                <w:sz w:val="21"/>
               </w:rPr>
               <w:t>Preserving File/Folder structure</w:t>
             </w:r>
@@ -104,16 +104,16 @@
             <w:proofErr w:type="spellStart"/>
             <w:r>
               <w:rPr>
-                <w:rFonts w:ascii="Arial" w:eastAsia="Arial" w:hAnsi="Arial" w:cs="Arial"/>
-                <w:sz w:val="19"/>
+                <w:rFonts w:ascii="Arial" w:hAnsi="Arial" w:cs="Arial" w:eastAsia="Arial"/>
+                <w:sz w:val="21"/>
               </w:rPr>
               <w:t>CloudFuze</w:t>
             </w:r>
             <w:proofErr w:type="spellEnd"/>
             <w:r>
               <w:rPr>
-                <w:rFonts w:ascii="Arial" w:eastAsia="Arial" w:hAnsi="Arial" w:cs="Arial"/>
-                <w:sz w:val="19"/>
+                <w:rFonts w:ascii="Arial" w:hAnsi="Arial" w:cs="Arial" w:eastAsia="Arial"/>
+                <w:sz w:val="21"/>
               </w:rPr>
               <w:t xml:space="preserve"> ensures the seamless migration of the data from the source cloud to destination, preserving the accuracy and integrity of the data structure.</w:t>
             </w:r>
@@ -141,9 +141,9 @@
             </w:pPr>
             <w:r>
               <w:rPr>
-                <w:rFonts w:ascii="Arial" w:eastAsia="Arial" w:hAnsi="Arial" w:cs="Arial"/>
+                <w:rFonts w:ascii="Arial" w:hAnsi="Arial" w:cs="Arial" w:eastAsia="Arial"/>
                 <w:b/>
-                <w:sz w:val="19"/>
+                <w:sz w:val="21"/>
               </w:rPr>
               <w:t>Onetime</w:t>
             </w:r>
@@ -165,8 +165,8 @@
             </w:pPr>
             <w:r>
               <w:rPr>
-                <w:rFonts w:ascii="Arial" w:eastAsia="Arial" w:hAnsi="Arial" w:cs="Arial"/>
-                <w:sz w:val="19"/>
+                <w:rFonts w:ascii="Arial" w:hAnsi="Arial" w:cs="Arial" w:eastAsia="Arial"/>
+                <w:sz w:val="21"/>
               </w:rPr>
               <w:t>The initial data migration from source to destination is considered as One-time migration.</w:t>
             </w:r>
@@ -194,9 +194,9 @@
             </w:pPr>
             <w:r>
               <w:rPr>
-                <w:rFonts w:ascii="Arial" w:eastAsia="Arial" w:hAnsi="Arial" w:cs="Arial"/>
+                <w:rFonts w:ascii="Arial" w:hAnsi="Arial" w:cs="Arial" w:eastAsia="Arial"/>
                 <w:b/>
-                <w:sz w:val="19"/>
+                <w:sz w:val="21"/>
               </w:rPr>
               <w:t>Delta</w:t>
             </w:r>
@@ -218,8 +218,8 @@
             </w:pPr>
             <w:r>
               <w:rPr>
-                <w:rFonts w:ascii="Arial" w:eastAsia="Arial" w:hAnsi="Arial" w:cs="Arial"/>
-                <w:sz w:val="19"/>
+                <w:rFonts w:ascii="Arial" w:hAnsi="Arial" w:cs="Arial" w:eastAsia="Arial"/>
+                <w:sz w:val="21"/>
               </w:rPr>
               <w:t>Migration of incremental changes made in source during the onetime migration.</w:t>
             </w:r>
@@ -247,9 +247,9 @@
             </w:pPr>
             <w:r>
               <w:rPr>
-                <w:rFonts w:ascii="Arial" w:eastAsia="Arial" w:hAnsi="Arial" w:cs="Arial"/>
+                <w:rFonts w:ascii="Arial" w:hAnsi="Arial" w:cs="Arial" w:eastAsia="Arial"/>
                 <w:b/>
-                <w:sz w:val="19"/>
+                <w:sz w:val="21"/>
               </w:rPr>
               <w:t>Root Folder Permissions</w:t>
             </w:r>
@@ -272,16 +272,16 @@
             <w:proofErr w:type="spellStart"/>
             <w:r>
               <w:rPr>
-                <w:rFonts w:ascii="Arial" w:eastAsia="Arial" w:hAnsi="Arial" w:cs="Arial"/>
-                <w:sz w:val="19"/>
+                <w:rFonts w:ascii="Arial" w:hAnsi="Arial" w:cs="Arial" w:eastAsia="Arial"/>
+                <w:sz w:val="21"/>
               </w:rPr>
               <w:t>CloudFuze</w:t>
             </w:r>
             <w:proofErr w:type="spellEnd"/>
             <w:r>
               <w:rPr>
-                <w:rFonts w:ascii="Arial" w:eastAsia="Arial" w:hAnsi="Arial" w:cs="Arial"/>
-                <w:sz w:val="19"/>
+                <w:rFonts w:ascii="Arial" w:hAnsi="Arial" w:cs="Arial" w:eastAsia="Arial"/>
+                <w:sz w:val="21"/>
               </w:rPr>
               <w:t xml:space="preserve"> preserves all root folder permissions along with access levels.</w:t>
             </w:r>
@@ -310,9 +310,9 @@
             </w:pPr>
             <w:r>
               <w:rPr>
-                <w:rFonts w:ascii="Arial" w:eastAsia="Arial" w:hAnsi="Arial" w:cs="Arial"/>
+                <w:rFonts w:ascii="Arial" w:hAnsi="Arial" w:cs="Arial" w:eastAsia="Arial"/>
                 <w:b/>
-                <w:sz w:val="19"/>
+                <w:sz w:val="21"/>
               </w:rPr>
               <w:t>Sub-folder permissions</w:t>
             </w:r>
@@ -336,16 +336,16 @@
             <w:proofErr w:type="spellStart"/>
             <w:r>
               <w:rPr>
-                <w:rFonts w:ascii="Arial" w:eastAsia="Arial" w:hAnsi="Arial" w:cs="Arial"/>
-                <w:sz w:val="19"/>
+                <w:rFonts w:ascii="Arial" w:hAnsi="Arial" w:cs="Arial" w:eastAsia="Arial"/>
+                <w:sz w:val="21"/>
               </w:rPr>
               <w:t>CloudFuze</w:t>
             </w:r>
             <w:proofErr w:type="spellEnd"/>
             <w:r>
               <w:rPr>
-                <w:rFonts w:ascii="Arial" w:eastAsia="Arial" w:hAnsi="Arial" w:cs="Arial"/>
-                <w:sz w:val="19"/>
+                <w:rFonts w:ascii="Arial" w:hAnsi="Arial" w:cs="Arial" w:eastAsia="Arial"/>
+                <w:sz w:val="21"/>
               </w:rPr>
               <w:t xml:space="preserve"> preserves all subfolder permissions along with access levels.</w:t>
             </w:r>
@@ -373,9 +373,9 @@
             </w:pPr>
             <w:r>
               <w:rPr>
-                <w:rFonts w:ascii="Arial" w:eastAsia="Arial" w:hAnsi="Arial" w:cs="Arial"/>
+                <w:rFonts w:ascii="Arial" w:hAnsi="Arial" w:cs="Arial" w:eastAsia="Arial"/>
                 <w:b/>
-                <w:sz w:val="19"/>
+                <w:sz w:val="21"/>
               </w:rPr>
               <w:t>Metadata</w:t>
             </w:r>
@@ -397,8 +397,8 @@
             </w:pPr>
             <w:r>
               <w:rPr>
-                <w:rFonts w:ascii="Arial" w:eastAsia="Arial" w:hAnsi="Arial" w:cs="Arial"/>
-                <w:sz w:val="19"/>
+                <w:rFonts w:ascii="Arial" w:hAnsi="Arial" w:cs="Arial" w:eastAsia="Arial"/>
+                <w:sz w:val="21"/>
               </w:rPr>
               <w:t>Maintaining the original timestamps, including creation and modification dates and times, when transferring data to the destination cloud.</w:t>
             </w:r>
@@ -426,9 +426,9 @@
             </w:pPr>
             <w:r>
               <w:rPr>
-                <w:rFonts w:ascii="Arial" w:eastAsia="Arial" w:hAnsi="Arial" w:cs="Arial"/>
+                <w:rFonts w:ascii="Arial" w:hAnsi="Arial" w:cs="Arial" w:eastAsia="Arial"/>
                 <w:b/>
-                <w:sz w:val="19"/>
+                <w:sz w:val="21"/>
               </w:rPr>
               <w:t>Version History</w:t>
             </w:r>
@@ -450,8 +450,8 @@
             </w:pPr>
             <w:r>
               <w:rPr>
-                <w:rFonts w:ascii="Arial" w:eastAsia="Arial" w:hAnsi="Arial" w:cs="Arial"/>
-                <w:sz w:val="19"/>
+                <w:rFonts w:ascii="Arial" w:hAnsi="Arial" w:cs="Arial" w:eastAsia="Arial"/>
+                <w:sz w:val="21"/>
               </w:rPr>
               <w:t>Migration of all file versions from source to destination.</w:t>
             </w:r>
@@ -479,9 +479,9 @@
             </w:pPr>
             <w:r>
               <w:rPr>
-                <w:rFonts w:ascii="Arial" w:eastAsia="Arial" w:hAnsi="Arial" w:cs="Arial"/>
+                <w:rFonts w:ascii="Arial" w:hAnsi="Arial" w:cs="Arial" w:eastAsia="Arial"/>
                 <w:b/>
-                <w:sz w:val="19"/>
+                <w:sz w:val="21"/>
               </w:rPr>
               <w:t>Special Characters Replacement</w:t>
             </w:r>
@@ -503,8 +503,8 @@
             </w:pPr>
             <w:r>
               <w:rPr>
-                <w:rFonts w:ascii="Arial" w:eastAsia="Arial" w:hAnsi="Arial" w:cs="Arial"/>
-                <w:sz w:val="19"/>
+                <w:rFonts w:ascii="Arial" w:hAnsi="Arial" w:cs="Arial" w:eastAsia="Arial"/>
+                <w:sz w:val="21"/>
               </w:rPr>
               <w:t>Special characters not supported by the destination cloud will be automatically replaced with underscores (_) or hyphens (-). This ensures that the integrity of the data is maintained during the migration process.</w:t>
             </w:r>
@@ -532,9 +532,9 @@
             </w:pPr>
             <w:r>
               <w:rPr>
-                <w:rFonts w:ascii="Arial" w:eastAsia="Arial" w:hAnsi="Arial" w:cs="Arial"/>
+                <w:rFonts w:ascii="Arial" w:hAnsi="Arial" w:cs="Arial" w:eastAsia="Arial"/>
                 <w:b/>
-                <w:sz w:val="19"/>
+                <w:sz w:val="21"/>
               </w:rPr>
               <w:t>Long-File/folder path</w:t>
             </w:r>
@@ -557,8 +557,8 @@
             </w:pPr>
             <w:r>
               <w:rPr>
-                <w:rFonts w:ascii="Arial" w:eastAsia="Arial" w:hAnsi="Arial" w:cs="Arial"/>
-                <w:sz w:val="19"/>
+                <w:rFonts w:ascii="Arial" w:hAnsi="Arial" w:cs="Arial" w:eastAsia="Arial"/>
+                <w:sz w:val="21"/>
               </w:rPr>
               <w:t>If the destination cloud has a long folder path limitation, the system automatically adjusts the destination's path as per the limitation.</w:t>
             </w:r>
@@ -586,9 +586,9 @@
             </w:pPr>
             <w:r>
               <w:rPr>
-                <w:rFonts w:ascii="Arial" w:eastAsia="Arial" w:hAnsi="Arial" w:cs="Arial"/>
+                <w:rFonts w:ascii="Arial" w:hAnsi="Arial" w:cs="Arial" w:eastAsia="Arial"/>
                 <w:b/>
-                <w:sz w:val="19"/>
+                <w:sz w:val="21"/>
               </w:rPr>
               <w:t>Auto-Retry</w:t>
             </w:r>
@@ -610,8 +610,8 @@
             </w:pPr>
             <w:r>
               <w:rPr>
-                <w:rFonts w:ascii="Arial" w:eastAsia="Arial" w:hAnsi="Arial" w:cs="Arial"/>
-                <w:sz w:val="19"/>
+                <w:rFonts w:ascii="Arial" w:hAnsi="Arial" w:cs="Arial" w:eastAsia="Arial"/>
+                <w:sz w:val="21"/>
               </w:rPr>
               <w:t>The system will automatically prevent the generation of email notifications for collaborations on folders/files originating from the destination cloud.</w:t>
             </w:r>
@@ -634,10 +634,10 @@
   <w:docDefaults>
     <w:rPrDefault>
       <w:rPr>
-        <w:rFonts w:asciiTheme="minorHAnsi" w:eastAsiaTheme="minorEastAsia" w:hAnsiTheme="minorHAnsi" w:cstheme="minorBidi"/>
+        <w:rFonts w:ascii="Arial" w:hAnsi="Arial" w:cs="Arial" w:eastAsia="Arial"/>
         <w:kern w:val="2"/>
-        <w:sz w:val="24"/>
-        <w:szCs w:val="24"/>
+        <w:sz w:val="21"/>
+        <w:szCs w:val="21"/>
         <w:lang w:val="en-IN" w:eastAsia="en-IN" w:bidi="ar-SA"/>
         <w14:ligatures w14:val="standardContextual"/>
       </w:rPr>
@@ -1033,9 +1033,9 @@
       <w:spacing w:line="259" w:lineRule="auto"/>
     </w:pPr>
     <w:rPr>
-      <w:rFonts w:ascii="Calibri" w:eastAsia="Calibri" w:hAnsi="Calibri" w:cs="Calibri"/>
+      <w:rFonts w:ascii="Arial" w:hAnsi="Arial" w:cs="Arial" w:eastAsia="Arial"/>
       <w:color w:val="000000"/>
-      <w:sz w:val="22"/>
+      <w:sz w:val="21"/>
     </w:rPr>
   </w:style>
   <w:style w:type="character" w:default="1" w:styleId="DefaultParagraphFont">
